--- a/01-精益工具知识库/03-问题解决方法/02-A3问题解决法.docx
+++ b/01-精益工具知识库/03-问题解决方法/02-A3问题解决法.docx
@@ -1021,7 +1021,7 @@
           <w:i w:val="0"/>
           <w:sz w:val="22"/>
         </w:rPr>
-        <w:t>S</w:t>
+        <w:t>Specific：精加工工序的尺寸不良率</w:t>
       </w:r>
       <w:r>
         <w:rPr>
@@ -1030,7 +1030,6 @@
           <w:i w:val="0"/>
           <w:sz w:val="22"/>
         </w:rPr>
-        <w:t>pecific：搓丝工序的螺纹不良率</w:t>
       </w:r>
     </w:p>
     <w:p>
@@ -1289,7 +1288,7 @@
           <w:i w:val="0"/>
           <w:sz w:val="22"/>
         </w:rPr>
-        <w:t>紧固件案例</w:t>
+        <w:t>产品案例：</w:t>
       </w:r>
       <w:r>
         <w:rPr>
@@ -1298,7 +1297,6 @@
           <w:i w:val="0"/>
           <w:sz w:val="22"/>
         </w:rPr>
-        <w:t>：</w:t>
       </w:r>
     </w:p>
     <w:p>
@@ -1319,35 +1317,35 @@
           <w:color w:val="333333"/>
           <w:sz w:val="18"/>
         </w:rPr>
-        <w:t>问题：搓丝工序螺纹不良率突然升高到5000ppm</w:t>
+        <w:t>问题：精加工工序尺寸不良率突然升高到5000ppm</w:t>
         <w:br/>
         <w:br/>
-        <w:t>Why 1: 为什么螺纹不良率升高？</w:t>
+        <w:t>Why 1: 为什么尺寸不良率升高？</w:t>
         <w:br/>
-        <w:t>→ 因为螺纹外径偏大，止规能通过</w:t>
+        <w:t>→ 因为外径偏大，止规能通过</w:t>
         <w:br/>
         <w:br/>
-        <w:t>Why 2: 为什么螺纹外径偏大？</w:t>
+        <w:t>Why 2: 为什么外径偏大？</w:t>
         <w:br/>
-        <w:t>→ 因为搓丝滚轮磨损严重</w:t>
+        <w:t>→ 因为精加工刀具磨损严重</w:t>
         <w:br/>
         <w:br/>
-        <w:t>Why 3: 为什么搓丝滚轮磨损严重？</w:t>
+        <w:t>Why 3: 为什么精加工刀具磨损严重？</w:t>
         <w:br/>
-        <w:t>→ 因为滚轮使用了超过寿命期限（标准寿命100万件，实际已用150万件）</w:t>
+        <w:t>→ 因为刀具使用了超过寿命期限（标准寿命100万件，实际已用150万件）</w:t>
         <w:br/>
         <w:br/>
         <w:t>Why 4: 为什么超过寿命期限还在使用？</w:t>
         <w:br/>
-        <w:t>→ 因为没有滚轮寿命管理制度</w:t>
+        <w:t>→ 因为没有刀具寿命管理制度</w:t>
         <w:br/>
         <w:br/>
-        <w:t>Why 5: 为什么没有滚轮寿命管理制度？</w:t>
+        <w:t>Why 5: 为什么没有刀具寿命管理制度？</w:t>
         <w:br/>
-        <w:t>→ 因为之前的产量低，滚轮更换不频繁，没有建立管理机制</w:t>
+        <w:t>→ 因为之前的产量低，刀具更换不频繁，没有建立管理机制</w:t>
         <w:br/>
         <w:br/>
-        <w:t>根本原因：缺少滚轮寿命管理制度（计数+预警+更换机制）</w:t>
+        <w:t>根本原因：缺少刀具寿命管理制度（计数+预警+更换机制）</w:t>
       </w:r>
     </w:p>
     <w:p>
@@ -1413,7 +1411,7 @@
         <w:br/>
         <w:t xml:space="preserve">                        </w:t>
         <w:br/>
-        <w:t xml:space="preserve">                        ┌── 滚轮磨损</w:t>
+        <w:t xml:space="preserve">                        ┌── 刀具磨损</w:t>
         <w:br/>
         <w:t xml:space="preserve">           机 ─────────┤</w:t>
         <w:br/>
@@ -1421,11 +1419,11 @@
         <w:br/>
         <w:t xml:space="preserve">                        </w:t>
         <w:br/>
-        <w:t xml:space="preserve">  螺纹不良率升高 ───────┬── 钢丝硬度偏差</w:t>
+        <w:t xml:space="preserve">  尺寸不良率升高 ───────┬── 棒料硬度偏差</w:t>
         <w:br/>
         <w:t xml:space="preserve">           料 ─────────┤</w:t>
         <w:br/>
-        <w:t xml:space="preserve">                        └── 钢丝直径波动</w:t>
+        <w:t xml:space="preserve">                        └── 棒料直径波动</w:t>
         <w:br/>
         <w:t xml:space="preserve">                        </w:t>
         <w:br/>
@@ -1445,7 +1443,7 @@
         <w:br/>
         <w:t xml:space="preserve">                        </w:t>
         <w:br/>
-        <w:t xml:space="preserve">                        ┌── 通止规磨损</w:t>
+        <w:t xml:space="preserve">                        ┌── 量规磨损</w:t>
         <w:br/>
         <w:t xml:space="preserve">           测 ─────────┤</w:t>
         <w:br/>
@@ -1787,7 +1785,7 @@
                 <w:i w:val="0"/>
                 <w:sz w:val="20"/>
               </w:rPr>
-              <w:t>更换磨损的滚轮</w:t>
+              <w:t>更换磨损的刀具</w:t>
             </w:r>
           </w:p>
         </w:tc>
@@ -1840,7 +1838,7 @@
                 <w:i w:val="0"/>
                 <w:sz w:val="20"/>
               </w:rPr>
-              <w:t>建立滚轮寿命管理系统</w:t>
+              <w:t>建立刀具寿命管理系统</w:t>
             </w:r>
           </w:p>
         </w:tc>
@@ -2747,7 +2745,7 @@
         </w:rPr>
         <w:t>┌─────────────────────────────────────────────────────────────┐</w:t>
         <w:br/>
-        <w:t>│  主题：搓丝工序螺纹不良率改善                                   │</w:t>
+        <w:t>│  主题：精加工工序尺寸不良率改善                                   │</w:t>
         <w:br/>
         <w:t>│  负责人：XXX    日期：2026/04    指导者：XXX                   │</w:t>
         <w:br/>
@@ -2805,7 +2803,7 @@
           <w:i w:val="0"/>
           <w:sz w:val="32"/>
         </w:rPr>
-        <w:t>紧固件案例：高不良率的A3分析</w:t>
+        <w:t>产品案例：高不良率的A3分析</w:t>
       </w:r>
     </w:p>
     <w:p>
@@ -2819,7 +2817,7 @@
           <w:i w:val="0"/>
           <w:sz w:val="26"/>
         </w:rPr>
-        <w:t>案例：冷镦工序头部开裂不良率从2000ppm改善至200ppm</w:t>
+        <w:t>案例：机加工工序表面开裂不良率从2000ppm改善至200ppm</w:t>
       </w:r>
     </w:p>
     <w:p>
@@ -2856,7 +2854,7 @@
           <w:i w:val="0"/>
           <w:sz w:val="22"/>
         </w:rPr>
-        <w:t>冷镦六角法兰面螺栓（M10x30），头部开裂不良率近期从500ppm升至2000ppm</w:t>
+        <w:t>机加工法兰凸缘工件（某型号），表面开裂不良率近期从500ppm升至2000ppm</w:t>
       </w:r>
     </w:p>
     <w:p>
@@ -2921,7 +2919,7 @@
           <w:i w:val="0"/>
           <w:sz w:val="22"/>
         </w:rPr>
-        <w:t>帕累托分析：80%的开裂发生在法兰面转角处</w:t>
+        <w:t>帕累托分析：80%的开裂发生在端面转角处</w:t>
       </w:r>
     </w:p>
     <w:p>
@@ -3000,7 +2998,7 @@
           <w:i w:val="0"/>
           <w:sz w:val="22"/>
         </w:rPr>
-        <w:t>目标：头部开裂不良率从2000ppm降至200ppm</w:t>
+        <w:t>目标：表面开裂不良率从2000ppm降至200ppm</w:t>
       </w:r>
     </w:p>
     <w:p>
@@ -3065,7 +3063,7 @@
           <w:i w:val="0"/>
           <w:sz w:val="22"/>
         </w:rPr>
-        <w:t>5Why分析发现根本原因：冷镦模具（凹模）的法兰面R角磨损，导致成型时应力集中</w:t>
+        <w:t>5Why分析发现根本原因：机加工模具（凹模）的端面R角磨损，导致成型时应力集中</w:t>
       </w:r>
     </w:p>
     <w:p>
@@ -3381,7 +3379,7 @@
           <w:i w:val="0"/>
           <w:sz w:val="22"/>
         </w:rPr>
-        <w:t>培训所有冷镦操作者和模具维修人员</w:t>
+        <w:t>培训所有机加工操作者和模具维修人员</w:t>
       </w:r>
     </w:p>
     <w:p>
